--- a/ind/docx/57.content.docx
+++ b/ind/docx/57.content.docx
@@ -28,22 +28,6 @@
       </w:r>
     </w:p>
     <w:p>
-      <w:pPr>
-        <w:pStyle w:val="Heading2"/>
-      </w:pPr>
-      <w:r>
-        <w:rPr>
-          <w:lang w:val="id_ID" w:bidi="id_ID"/>
-        </w:rPr>
-        <w:t>License Information</w:t>
-      </w:r>
-      <w:r>
-        <w:rPr>
-          <w:lang w:val="id_ID" w:bidi="id_ID"/>
-        </w:rPr>
-      </w:r>
-    </w:p>
-    <w:p>
       <w:pPr/>
       <w:r>
         <w:rPr>
@@ -61,13 +45,7 @@
         <w:rPr>
           <w:lang w:val="id_ID" w:bidi="id_ID"/>
         </w:rPr>
-        <w:t xml:space="preserve"> (Indonesian) is based on</w:t>
-      </w:r>
-      <w:r>
-        <w:rPr>
-          <w:lang w:val="id_ID" w:bidi="id_ID"/>
-        </w:rPr>
-        <w:t xml:space="preserve">: </w:t>
+        <w:t xml:space="preserve"> (Indonesian) is based on: </w:t>
       </w:r>
       <w:r>
         <w:rPr>
@@ -188,19 +166,6 @@
       <w:pPr>
         <w:pStyle w:val="Heading2"/>
       </w:pPr>
-      <w:r>
-        <w:rPr>
-          <w:lang w:val="id_ID" w:bidi="id_ID"/>
-        </w:rPr>
-      </w:r>
-    </w:p>
-    <w:p>
-      <w:pPr/>
-      <w:r>
-        <w:rPr>
-          <w:lang w:val="id_ID" w:bidi="id_ID"/>
-        </w:rPr>
-      </w:r>
       <w:r>
         <w:rPr>
           <w:lang w:val="id_ID" w:bidi="id_ID"/>

--- a/ind/docx/57.content.docx
+++ b/ind/docx/57.content.docx
@@ -45,19 +45,7 @@
         <w:rPr>
           <w:lang w:val="id_ID" w:bidi="id_ID"/>
         </w:rPr>
-        <w:t xml:space="preserve"> (Indonesian) is based on: </w:t>
-      </w:r>
-      <w:r>
-        <w:rPr>
-          <w:lang w:val="id_ID" w:bidi="id_ID"/>
-        </w:rPr>
-        <w:t>Terjemahan Baru Indonesia</w:t>
-      </w:r>
-      <w:r>
-        <w:rPr>
-          <w:lang w:val="id_ID" w:bidi="id_ID"/>
-        </w:rPr>
-        <w:t xml:space="preserve">, </w:t>
+        <w:t xml:space="preserve"> © </w:t>
       </w:r>
       <w:hyperlink r:id="rId13">
         <w:r>
@@ -75,7 +63,7 @@
         <w:rPr>
           <w:lang w:val="id_ID" w:bidi="id_ID"/>
         </w:rPr>
-        <w:t xml:space="preserve">, None, which is licensed under a </w:t>
+        <w:t xml:space="preserve">, licensed under a </w:t>
       </w:r>
       <w:hyperlink r:id="rId14">
         <w:r>
@@ -94,25 +82,6 @@
           <w:lang w:val="id_ID" w:bidi="id_ID"/>
         </w:rPr>
         <w:t>.</w:t>
-      </w:r>
-      <w:r>
-        <w:rPr>
-          <w:lang w:val="id_ID" w:bidi="id_ID"/>
-        </w:rPr>
-      </w:r>
-    </w:p>
-    <w:p>
-      <w:pPr/>
-      <w:r>
-        <w:rPr>
-          <w:lang w:val="id_ID" w:bidi="id_ID"/>
-        </w:rPr>
-      </w:r>
-      <w:r>
-        <w:rPr>
-          <w:lang w:val="id_ID" w:bidi="id_ID"/>
-        </w:rPr>
-        <w:t>This PDF version is provided under the same license.</w:t>
       </w:r>
       <w:r>
         <w:rPr>
@@ -212,14 +181,6 @@
       </w:pPr>
     </w:p>
     <w:p>
-      <w:pPr/>
-      <w:r>
-        <w:rPr>
-          <w:lang w:val="id_ID" w:bidi="id_ID"/>
-        </w:rPr>
-      </w:r>
-    </w:p>
-    <w:p>
       <w:pPr>
         <w:pStyle w:val="Heading2"/>
       </w:pPr>
@@ -255,16 +216,6 @@
         </w:rPr>
         <w:t xml:space="preserve"> Dari Paulus, seorang hukuman karena Kristus Yesus dan dari Timotius saudara kita, kepada Filemon yang kekasih, teman sekerja kami</w:t>
       </w:r>
-      <w:r>
-        <w:rPr>
-          <w:lang w:val="id_ID" w:bidi="id_ID"/>
-        </w:rPr>
-      </w:r>
-      <w:r>
-        <w:rPr>
-          <w:lang w:val="id_ID" w:bidi="id_ID"/>
-        </w:rPr>
-      </w:r>
     </w:p>
     <w:p>
       <w:pPr/>
@@ -273,6 +224,19 @@
           <w:lang w:val="id_ID" w:bidi="id_ID"/>
         </w:rPr>
       </w:r>
+      <w:r>
+        <w:rPr>
+          <w:vertAlign w:val="superscript"/>
+          <w:lang w:val="id_ID" w:bidi="id_ID"/>
+        </w:rPr>
+        <w:t>2</w:t>
+      </w:r>
+      <w:r>
+        <w:rPr>
+          <w:lang w:val="id_ID" w:bidi="id_ID"/>
+        </w:rPr>
+        <w:t xml:space="preserve"> dan kepada Apfia saudara perempuan kita dan kepada Arkhipus, teman seperjuangan kita dan kepada jemaat di rumahmu:</w:t>
+      </w:r>
     </w:p>
     <w:p>
       <w:pPr/>
@@ -286,23 +250,13 @@
           <w:vertAlign w:val="superscript"/>
           <w:lang w:val="id_ID" w:bidi="id_ID"/>
         </w:rPr>
-        <w:t>2</w:t>
-      </w:r>
-      <w:r>
-        <w:rPr>
-          <w:lang w:val="id_ID" w:bidi="id_ID"/>
-        </w:rPr>
-        <w:t xml:space="preserve"> dan kepada Apfia saudara perempuan kita dan kepada Arkhipus, teman seperjuangan kita dan kepada jemaat di rumahmu:</w:t>
-      </w:r>
-      <w:r>
-        <w:rPr>
-          <w:lang w:val="id_ID" w:bidi="id_ID"/>
-        </w:rPr>
-      </w:r>
-      <w:r>
-        <w:rPr>
-          <w:lang w:val="id_ID" w:bidi="id_ID"/>
-        </w:rPr>
+        <w:t>3</w:t>
+      </w:r>
+      <w:r>
+        <w:rPr>
+          <w:lang w:val="id_ID" w:bidi="id_ID"/>
+        </w:rPr>
+        <w:t xml:space="preserve"> Kasih karunia dan damai sejahtera dari Allah, Bapa kita dan dari Tuhan Yesus Kristus menyertai kamu.</w:t>
       </w:r>
     </w:p>
     <w:p>
@@ -312,6 +266,19 @@
           <w:lang w:val="id_ID" w:bidi="id_ID"/>
         </w:rPr>
       </w:r>
+      <w:r>
+        <w:rPr>
+          <w:vertAlign w:val="superscript"/>
+          <w:lang w:val="id_ID" w:bidi="id_ID"/>
+        </w:rPr>
+        <w:t>4</w:t>
+      </w:r>
+      <w:r>
+        <w:rPr>
+          <w:lang w:val="id_ID" w:bidi="id_ID"/>
+        </w:rPr>
+        <w:t xml:space="preserve"> Aku mengucap syukur kepada Allahku, setiap kali aku mengingat engkau dalam doaku,</w:t>
+      </w:r>
     </w:p>
     <w:p>
       <w:pPr/>
@@ -325,23 +292,13 @@
           <w:vertAlign w:val="superscript"/>
           <w:lang w:val="id_ID" w:bidi="id_ID"/>
         </w:rPr>
-        <w:t>3</w:t>
-      </w:r>
-      <w:r>
-        <w:rPr>
-          <w:lang w:val="id_ID" w:bidi="id_ID"/>
-        </w:rPr>
-        <w:t xml:space="preserve"> Kasih karunia dan damai sejahtera dari Allah, Bapa kita dan dari Tuhan Yesus Kristus menyertai kamu.</w:t>
-      </w:r>
-      <w:r>
-        <w:rPr>
-          <w:lang w:val="id_ID" w:bidi="id_ID"/>
-        </w:rPr>
-      </w:r>
-      <w:r>
-        <w:rPr>
-          <w:lang w:val="id_ID" w:bidi="id_ID"/>
-        </w:rPr>
+        <w:t>5</w:t>
+      </w:r>
+      <w:r>
+        <w:rPr>
+          <w:lang w:val="id_ID" w:bidi="id_ID"/>
+        </w:rPr>
+        <w:t xml:space="preserve"> karena aku mendengar tentang kasihmu kepada semua orang kudus dan tentang imanmu kepada Tuhan Yesus.</w:t>
       </w:r>
     </w:p>
     <w:p>
@@ -351,6 +308,19 @@
           <w:lang w:val="id_ID" w:bidi="id_ID"/>
         </w:rPr>
       </w:r>
+      <w:r>
+        <w:rPr>
+          <w:vertAlign w:val="superscript"/>
+          <w:lang w:val="id_ID" w:bidi="id_ID"/>
+        </w:rPr>
+        <w:t>6</w:t>
+      </w:r>
+      <w:r>
+        <w:rPr>
+          <w:lang w:val="id_ID" w:bidi="id_ID"/>
+        </w:rPr>
+        <w:t xml:space="preserve"> Dan aku berdoa, agar persekutuanmu di dalam iman turut mengerjakan pengetahuan akan yang baik di antara kita untuk Kristus.</w:t>
+      </w:r>
     </w:p>
     <w:p>
       <w:pPr/>
@@ -364,23 +334,13 @@
           <w:vertAlign w:val="superscript"/>
           <w:lang w:val="id_ID" w:bidi="id_ID"/>
         </w:rPr>
-        <w:t>4</w:t>
-      </w:r>
-      <w:r>
-        <w:rPr>
-          <w:lang w:val="id_ID" w:bidi="id_ID"/>
-        </w:rPr>
-        <w:t xml:space="preserve"> Aku mengucap syukur kepada Allahku, setiap kali aku mengingat engkau dalam doaku,</w:t>
-      </w:r>
-      <w:r>
-        <w:rPr>
-          <w:lang w:val="id_ID" w:bidi="id_ID"/>
-        </w:rPr>
-      </w:r>
-      <w:r>
-        <w:rPr>
-          <w:lang w:val="id_ID" w:bidi="id_ID"/>
-        </w:rPr>
+        <w:t>7</w:t>
+      </w:r>
+      <w:r>
+        <w:rPr>
+          <w:lang w:val="id_ID" w:bidi="id_ID"/>
+        </w:rPr>
+        <w:t xml:space="preserve"> Dari kasihmu sudah kuperoleh kegembiraan besar dan kekuatan, sebab hati orang-orang kudus telah kauhiburkan, saudaraku.</w:t>
       </w:r>
     </w:p>
     <w:p>
@@ -390,6 +350,19 @@
           <w:lang w:val="id_ID" w:bidi="id_ID"/>
         </w:rPr>
       </w:r>
+      <w:r>
+        <w:rPr>
+          <w:vertAlign w:val="superscript"/>
+          <w:lang w:val="id_ID" w:bidi="id_ID"/>
+        </w:rPr>
+        <w:t>8</w:t>
+      </w:r>
+      <w:r>
+        <w:rPr>
+          <w:lang w:val="id_ID" w:bidi="id_ID"/>
+        </w:rPr>
+        <w:t xml:space="preserve"> Karena itu, sekalipun di dalam Kristus aku mempunyai kebebasan penuh untuk memerintahkan kepadamu apa yang harus engkau lakukan,</w:t>
+      </w:r>
     </w:p>
     <w:p>
       <w:pPr/>
@@ -403,23 +376,13 @@
           <w:vertAlign w:val="superscript"/>
           <w:lang w:val="id_ID" w:bidi="id_ID"/>
         </w:rPr>
-        <w:t>5</w:t>
-      </w:r>
-      <w:r>
-        <w:rPr>
-          <w:lang w:val="id_ID" w:bidi="id_ID"/>
-        </w:rPr>
-        <w:t xml:space="preserve"> karena aku mendengar tentang kasihmu kepada semua orang kudus dan tentang imanmu kepada Tuhan Yesus.</w:t>
-      </w:r>
-      <w:r>
-        <w:rPr>
-          <w:lang w:val="id_ID" w:bidi="id_ID"/>
-        </w:rPr>
-      </w:r>
-      <w:r>
-        <w:rPr>
-          <w:lang w:val="id_ID" w:bidi="id_ID"/>
-        </w:rPr>
+        <w:t>9</w:t>
+      </w:r>
+      <w:r>
+        <w:rPr>
+          <w:lang w:val="id_ID" w:bidi="id_ID"/>
+        </w:rPr>
+        <w:t xml:space="preserve"> tetapi mengingat kasihmu itu, lebih baik aku memintanya dari padamu. Aku, Paulus, yang sudah menjadi tua, lagipula sekarang dipenjarakan karena Kristus Yesus,</w:t>
       </w:r>
     </w:p>
     <w:p>
@@ -429,6 +392,19 @@
           <w:lang w:val="id_ID" w:bidi="id_ID"/>
         </w:rPr>
       </w:r>
+      <w:r>
+        <w:rPr>
+          <w:vertAlign w:val="superscript"/>
+          <w:lang w:val="id_ID" w:bidi="id_ID"/>
+        </w:rPr>
+        <w:t>10</w:t>
+      </w:r>
+      <w:r>
+        <w:rPr>
+          <w:lang w:val="id_ID" w:bidi="id_ID"/>
+        </w:rPr>
+        <w:t xml:space="preserve"> mengajukan permintaan kepadamu mengenai anakku yang kudapat selagi aku dalam penjara, yakni Onesimus</w:t>
+      </w:r>
     </w:p>
     <w:p>
       <w:pPr/>
@@ -442,23 +418,13 @@
           <w:vertAlign w:val="superscript"/>
           <w:lang w:val="id_ID" w:bidi="id_ID"/>
         </w:rPr>
-        <w:t>6</w:t>
-      </w:r>
-      <w:r>
-        <w:rPr>
-          <w:lang w:val="id_ID" w:bidi="id_ID"/>
-        </w:rPr>
-        <w:t xml:space="preserve"> Dan aku berdoa, agar persekutuanmu di dalam iman turut mengerjakan pengetahuan akan yang baik di antara kita untuk Kristus.</w:t>
-      </w:r>
-      <w:r>
-        <w:rPr>
-          <w:lang w:val="id_ID" w:bidi="id_ID"/>
-        </w:rPr>
-      </w:r>
-      <w:r>
-        <w:rPr>
-          <w:lang w:val="id_ID" w:bidi="id_ID"/>
-        </w:rPr>
+        <w:t>11</w:t>
+      </w:r>
+      <w:r>
+        <w:rPr>
+          <w:lang w:val="id_ID" w:bidi="id_ID"/>
+        </w:rPr>
+        <w:t xml:space="preserve"> – dahulu memang dia tidak berguna bagimu, tetapi sekarang sangat berguna baik bagimu maupun bagiku.</w:t>
       </w:r>
     </w:p>
     <w:p>
@@ -468,6 +434,19 @@
           <w:lang w:val="id_ID" w:bidi="id_ID"/>
         </w:rPr>
       </w:r>
+      <w:r>
+        <w:rPr>
+          <w:vertAlign w:val="superscript"/>
+          <w:lang w:val="id_ID" w:bidi="id_ID"/>
+        </w:rPr>
+        <w:t>12</w:t>
+      </w:r>
+      <w:r>
+        <w:rPr>
+          <w:lang w:val="id_ID" w:bidi="id_ID"/>
+        </w:rPr>
+        <w:t xml:space="preserve"> Dia kusuruh kembali kepadamu – dia, yaitu buah hatiku –.</w:t>
+      </w:r>
     </w:p>
     <w:p>
       <w:pPr/>
@@ -481,23 +460,13 @@
           <w:vertAlign w:val="superscript"/>
           <w:lang w:val="id_ID" w:bidi="id_ID"/>
         </w:rPr>
-        <w:t>7</w:t>
-      </w:r>
-      <w:r>
-        <w:rPr>
-          <w:lang w:val="id_ID" w:bidi="id_ID"/>
-        </w:rPr>
-        <w:t xml:space="preserve"> Dari kasihmu sudah kuperoleh kegembiraan besar dan kekuatan, sebab hati orang-orang kudus telah kauhiburkan, saudaraku.</w:t>
-      </w:r>
-      <w:r>
-        <w:rPr>
-          <w:lang w:val="id_ID" w:bidi="id_ID"/>
-        </w:rPr>
-      </w:r>
-      <w:r>
-        <w:rPr>
-          <w:lang w:val="id_ID" w:bidi="id_ID"/>
-        </w:rPr>
+        <w:t>13</w:t>
+      </w:r>
+      <w:r>
+        <w:rPr>
+          <w:lang w:val="id_ID" w:bidi="id_ID"/>
+        </w:rPr>
+        <w:t xml:space="preserve"> Sebenarnya aku mau menahan dia di sini sebagai gantimu untuk melayani aku selama aku dipenjarakan karena Injil,</w:t>
       </w:r>
     </w:p>
     <w:p>
@@ -507,6 +476,19 @@
           <w:lang w:val="id_ID" w:bidi="id_ID"/>
         </w:rPr>
       </w:r>
+      <w:r>
+        <w:rPr>
+          <w:vertAlign w:val="superscript"/>
+          <w:lang w:val="id_ID" w:bidi="id_ID"/>
+        </w:rPr>
+        <w:t>14</w:t>
+      </w:r>
+      <w:r>
+        <w:rPr>
+          <w:lang w:val="id_ID" w:bidi="id_ID"/>
+        </w:rPr>
+        <w:t xml:space="preserve"> tetapi tanpa persetujuanmu, aku tidak mau berbuat sesuatu, supaya yang baik itu jangan engkau lakukan seolah-olah dengan paksa, melainkan dengan sukarela.</w:t>
+      </w:r>
     </w:p>
     <w:p>
       <w:pPr/>
@@ -520,23 +502,13 @@
           <w:vertAlign w:val="superscript"/>
           <w:lang w:val="id_ID" w:bidi="id_ID"/>
         </w:rPr>
-        <w:t>8</w:t>
-      </w:r>
-      <w:r>
-        <w:rPr>
-          <w:lang w:val="id_ID" w:bidi="id_ID"/>
-        </w:rPr>
-        <w:t xml:space="preserve"> Karena itu, sekalipun di dalam Kristus aku mempunyai kebebasan penuh untuk memerintahkan kepadamu apa yang harus engkau lakukan,</w:t>
-      </w:r>
-      <w:r>
-        <w:rPr>
-          <w:lang w:val="id_ID" w:bidi="id_ID"/>
-        </w:rPr>
-      </w:r>
-      <w:r>
-        <w:rPr>
-          <w:lang w:val="id_ID" w:bidi="id_ID"/>
-        </w:rPr>
+        <w:t>15</w:t>
+      </w:r>
+      <w:r>
+        <w:rPr>
+          <w:lang w:val="id_ID" w:bidi="id_ID"/>
+        </w:rPr>
+        <w:t xml:space="preserve"> Sebab mungkin karena itulah dia dipisahkan sejenak dari padamu, supaya engkau dapat menerimanya untuk selama-lamanya,</w:t>
       </w:r>
     </w:p>
     <w:p>
@@ -546,6 +518,19 @@
           <w:lang w:val="id_ID" w:bidi="id_ID"/>
         </w:rPr>
       </w:r>
+      <w:r>
+        <w:rPr>
+          <w:vertAlign w:val="superscript"/>
+          <w:lang w:val="id_ID" w:bidi="id_ID"/>
+        </w:rPr>
+        <w:t>16</w:t>
+      </w:r>
+      <w:r>
+        <w:rPr>
+          <w:lang w:val="id_ID" w:bidi="id_ID"/>
+        </w:rPr>
+        <w:t xml:space="preserve"> bukan lagi sebagai hamba, melainkan lebih dari pada hamba, yaitu sebagai saudara yang kekasih, bagiku sudah demikian, apalagi bagimu, baik secara manusia maupun di dalam Tuhan.</w:t>
+      </w:r>
     </w:p>
     <w:p>
       <w:pPr/>
@@ -559,23 +544,13 @@
           <w:vertAlign w:val="superscript"/>
           <w:lang w:val="id_ID" w:bidi="id_ID"/>
         </w:rPr>
-        <w:t>9</w:t>
-      </w:r>
-      <w:r>
-        <w:rPr>
-          <w:lang w:val="id_ID" w:bidi="id_ID"/>
-        </w:rPr>
-        <w:t xml:space="preserve"> tetapi mengingat kasihmu itu, lebih baik aku memintanya dari padamu. Aku, Paulus, yang sudah menjadi tua, lagipula sekarang dipenjarakan karena Kristus Yesus,</w:t>
-      </w:r>
-      <w:r>
-        <w:rPr>
-          <w:lang w:val="id_ID" w:bidi="id_ID"/>
-        </w:rPr>
-      </w:r>
-      <w:r>
-        <w:rPr>
-          <w:lang w:val="id_ID" w:bidi="id_ID"/>
-        </w:rPr>
+        <w:t>17</w:t>
+      </w:r>
+      <w:r>
+        <w:rPr>
+          <w:lang w:val="id_ID" w:bidi="id_ID"/>
+        </w:rPr>
+        <w:t xml:space="preserve"> Kalau engkau menganggap aku temanmu seiman, terimalah dia seperti aku sendiri.</w:t>
       </w:r>
     </w:p>
     <w:p>
@@ -585,6 +560,19 @@
           <w:lang w:val="id_ID" w:bidi="id_ID"/>
         </w:rPr>
       </w:r>
+      <w:r>
+        <w:rPr>
+          <w:vertAlign w:val="superscript"/>
+          <w:lang w:val="id_ID" w:bidi="id_ID"/>
+        </w:rPr>
+        <w:t>18</w:t>
+      </w:r>
+      <w:r>
+        <w:rPr>
+          <w:lang w:val="id_ID" w:bidi="id_ID"/>
+        </w:rPr>
+        <w:t xml:space="preserve"> Dan kalau dia sudah merugikan engkau ataupun berhutang padamu, tanggungkanlah semuanya itu kepadaku –</w:t>
+      </w:r>
     </w:p>
     <w:p>
       <w:pPr/>
@@ -598,23 +586,13 @@
           <w:vertAlign w:val="superscript"/>
           <w:lang w:val="id_ID" w:bidi="id_ID"/>
         </w:rPr>
-        <w:t>10</w:t>
-      </w:r>
-      <w:r>
-        <w:rPr>
-          <w:lang w:val="id_ID" w:bidi="id_ID"/>
-        </w:rPr>
-        <w:t xml:space="preserve"> mengajukan permintaan kepadamu mengenai anakku yang kudapat selagi aku dalam penjara, yakni Onesimus</w:t>
-      </w:r>
-      <w:r>
-        <w:rPr>
-          <w:lang w:val="id_ID" w:bidi="id_ID"/>
-        </w:rPr>
-      </w:r>
-      <w:r>
-        <w:rPr>
-          <w:lang w:val="id_ID" w:bidi="id_ID"/>
-        </w:rPr>
+        <w:t>19</w:t>
+      </w:r>
+      <w:r>
+        <w:rPr>
+          <w:lang w:val="id_ID" w:bidi="id_ID"/>
+        </w:rPr>
+        <w:t xml:space="preserve"> aku, Paulus, menjaminnya dengan tulisan tanganku sendiri: Aku akan membayarnya – agar jangan kukatakan: ”Tanggungkanlah semuanya itu kepadamu!” – karena engkau berhutang padaku, yaitu dirimu sendiri.</w:t>
       </w:r>
     </w:p>
     <w:p>
@@ -624,6 +602,19 @@
           <w:lang w:val="id_ID" w:bidi="id_ID"/>
         </w:rPr>
       </w:r>
+      <w:r>
+        <w:rPr>
+          <w:vertAlign w:val="superscript"/>
+          <w:lang w:val="id_ID" w:bidi="id_ID"/>
+        </w:rPr>
+        <w:t>20</w:t>
+      </w:r>
+      <w:r>
+        <w:rPr>
+          <w:lang w:val="id_ID" w:bidi="id_ID"/>
+        </w:rPr>
+        <w:t xml:space="preserve"> Ya saudaraku, semoga engkau berguna bagiku di dalam Tuhan: Hiburkanlah hatiku di dalam Kristus!</w:t>
+      </w:r>
     </w:p>
     <w:p>
       <w:pPr/>
@@ -637,23 +628,13 @@
           <w:vertAlign w:val="superscript"/>
           <w:lang w:val="id_ID" w:bidi="id_ID"/>
         </w:rPr>
-        <w:t>11</w:t>
-      </w:r>
-      <w:r>
-        <w:rPr>
-          <w:lang w:val="id_ID" w:bidi="id_ID"/>
-        </w:rPr>
-        <w:t xml:space="preserve"> – dahulu memang dia tidak berguna bagimu, tetapi sekarang sangat berguna baik bagimu maupun bagiku.</w:t>
-      </w:r>
-      <w:r>
-        <w:rPr>
-          <w:lang w:val="id_ID" w:bidi="id_ID"/>
-        </w:rPr>
-      </w:r>
-      <w:r>
-        <w:rPr>
-          <w:lang w:val="id_ID" w:bidi="id_ID"/>
-        </w:rPr>
+        <w:t>21</w:t>
+      </w:r>
+      <w:r>
+        <w:rPr>
+          <w:lang w:val="id_ID" w:bidi="id_ID"/>
+        </w:rPr>
+        <w:t xml:space="preserve"> Dengan percaya kepada ketaatanmu, kutuliskan ini kepadamu. Aku tahu, lebih dari pada permintaanku ini akan kaulakukan.</w:t>
       </w:r>
     </w:p>
     <w:p>
@@ -663,6 +644,19 @@
           <w:lang w:val="id_ID" w:bidi="id_ID"/>
         </w:rPr>
       </w:r>
+      <w:r>
+        <w:rPr>
+          <w:vertAlign w:val="superscript"/>
+          <w:lang w:val="id_ID" w:bidi="id_ID"/>
+        </w:rPr>
+        <w:t>22</w:t>
+      </w:r>
+      <w:r>
+        <w:rPr>
+          <w:lang w:val="id_ID" w:bidi="id_ID"/>
+        </w:rPr>
+        <w:t xml:space="preserve"> Dalam pada itu bersedialah juga memberi tumpangan kepadaku, karena aku harap oleh doamu aku akan dikembalikan kepadamu.</w:t>
+      </w:r>
     </w:p>
     <w:p>
       <w:pPr/>
@@ -676,23 +670,13 @@
           <w:vertAlign w:val="superscript"/>
           <w:lang w:val="id_ID" w:bidi="id_ID"/>
         </w:rPr>
-        <w:t>12</w:t>
-      </w:r>
-      <w:r>
-        <w:rPr>
-          <w:lang w:val="id_ID" w:bidi="id_ID"/>
-        </w:rPr>
-        <w:t xml:space="preserve"> Dia kusuruh kembali kepadamu – dia, yaitu buah hatiku –.</w:t>
-      </w:r>
-      <w:r>
-        <w:rPr>
-          <w:lang w:val="id_ID" w:bidi="id_ID"/>
-        </w:rPr>
-      </w:r>
-      <w:r>
-        <w:rPr>
-          <w:lang w:val="id_ID" w:bidi="id_ID"/>
-        </w:rPr>
+        <w:t>23</w:t>
+      </w:r>
+      <w:r>
+        <w:rPr>
+          <w:lang w:val="id_ID" w:bidi="id_ID"/>
+        </w:rPr>
+        <w:t xml:space="preserve"> Salam kepadamu dari Epafras, temanku sepenjara karena Kristus Yesus,</w:t>
       </w:r>
     </w:p>
     <w:p>
@@ -702,6 +686,19 @@
           <w:lang w:val="id_ID" w:bidi="id_ID"/>
         </w:rPr>
       </w:r>
+      <w:r>
+        <w:rPr>
+          <w:vertAlign w:val="superscript"/>
+          <w:lang w:val="id_ID" w:bidi="id_ID"/>
+        </w:rPr>
+        <w:t>24</w:t>
+      </w:r>
+      <w:r>
+        <w:rPr>
+          <w:lang w:val="id_ID" w:bidi="id_ID"/>
+        </w:rPr>
+        <w:t xml:space="preserve"> dan dari Markus, Aristarkhus, Demas dan Lukas, teman-teman sekerjaku.</w:t>
+      </w:r>
     </w:p>
     <w:p>
       <w:pPr/>
@@ -715,474 +712,6 @@
           <w:vertAlign w:val="superscript"/>
           <w:lang w:val="id_ID" w:bidi="id_ID"/>
         </w:rPr>
-        <w:t>13</w:t>
-      </w:r>
-      <w:r>
-        <w:rPr>
-          <w:lang w:val="id_ID" w:bidi="id_ID"/>
-        </w:rPr>
-        <w:t xml:space="preserve"> Sebenarnya aku mau menahan dia di sini sebagai gantimu untuk melayani aku selama aku dipenjarakan karena Injil,</w:t>
-      </w:r>
-      <w:r>
-        <w:rPr>
-          <w:lang w:val="id_ID" w:bidi="id_ID"/>
-        </w:rPr>
-      </w:r>
-      <w:r>
-        <w:rPr>
-          <w:lang w:val="id_ID" w:bidi="id_ID"/>
-        </w:rPr>
-      </w:r>
-    </w:p>
-    <w:p>
-      <w:pPr/>
-      <w:r>
-        <w:rPr>
-          <w:lang w:val="id_ID" w:bidi="id_ID"/>
-        </w:rPr>
-      </w:r>
-    </w:p>
-    <w:p>
-      <w:pPr/>
-      <w:r>
-        <w:rPr>
-          <w:lang w:val="id_ID" w:bidi="id_ID"/>
-        </w:rPr>
-      </w:r>
-      <w:r>
-        <w:rPr>
-          <w:vertAlign w:val="superscript"/>
-          <w:lang w:val="id_ID" w:bidi="id_ID"/>
-        </w:rPr>
-        <w:t>14</w:t>
-      </w:r>
-      <w:r>
-        <w:rPr>
-          <w:lang w:val="id_ID" w:bidi="id_ID"/>
-        </w:rPr>
-        <w:t xml:space="preserve"> tetapi tanpa persetujuanmu, aku tidak mau berbuat sesuatu, supaya yang baik itu jangan engkau lakukan seolah-olah dengan paksa, melainkan dengan sukarela.</w:t>
-      </w:r>
-      <w:r>
-        <w:rPr>
-          <w:lang w:val="id_ID" w:bidi="id_ID"/>
-        </w:rPr>
-      </w:r>
-      <w:r>
-        <w:rPr>
-          <w:lang w:val="id_ID" w:bidi="id_ID"/>
-        </w:rPr>
-      </w:r>
-    </w:p>
-    <w:p>
-      <w:pPr/>
-      <w:r>
-        <w:rPr>
-          <w:lang w:val="id_ID" w:bidi="id_ID"/>
-        </w:rPr>
-      </w:r>
-    </w:p>
-    <w:p>
-      <w:pPr/>
-      <w:r>
-        <w:rPr>
-          <w:lang w:val="id_ID" w:bidi="id_ID"/>
-        </w:rPr>
-      </w:r>
-      <w:r>
-        <w:rPr>
-          <w:vertAlign w:val="superscript"/>
-          <w:lang w:val="id_ID" w:bidi="id_ID"/>
-        </w:rPr>
-        <w:t>15</w:t>
-      </w:r>
-      <w:r>
-        <w:rPr>
-          <w:lang w:val="id_ID" w:bidi="id_ID"/>
-        </w:rPr>
-        <w:t xml:space="preserve"> Sebab mungkin karena itulah dia dipisahkan sejenak dari padamu, supaya engkau dapat menerimanya untuk selama-lamanya,</w:t>
-      </w:r>
-      <w:r>
-        <w:rPr>
-          <w:lang w:val="id_ID" w:bidi="id_ID"/>
-        </w:rPr>
-      </w:r>
-      <w:r>
-        <w:rPr>
-          <w:lang w:val="id_ID" w:bidi="id_ID"/>
-        </w:rPr>
-      </w:r>
-    </w:p>
-    <w:p>
-      <w:pPr/>
-      <w:r>
-        <w:rPr>
-          <w:lang w:val="id_ID" w:bidi="id_ID"/>
-        </w:rPr>
-      </w:r>
-    </w:p>
-    <w:p>
-      <w:pPr/>
-      <w:r>
-        <w:rPr>
-          <w:lang w:val="id_ID" w:bidi="id_ID"/>
-        </w:rPr>
-      </w:r>
-      <w:r>
-        <w:rPr>
-          <w:vertAlign w:val="superscript"/>
-          <w:lang w:val="id_ID" w:bidi="id_ID"/>
-        </w:rPr>
-        <w:t>16</w:t>
-      </w:r>
-      <w:r>
-        <w:rPr>
-          <w:lang w:val="id_ID" w:bidi="id_ID"/>
-        </w:rPr>
-        <w:t xml:space="preserve"> bukan lagi sebagai hamba, melainkan lebih dari pada hamba, yaitu sebagai saudara yang kekasih, bagiku sudah demikian, apalagi bagimu, baik secara manusia maupun di dalam Tuhan.</w:t>
-      </w:r>
-      <w:r>
-        <w:rPr>
-          <w:lang w:val="id_ID" w:bidi="id_ID"/>
-        </w:rPr>
-      </w:r>
-      <w:r>
-        <w:rPr>
-          <w:lang w:val="id_ID" w:bidi="id_ID"/>
-        </w:rPr>
-      </w:r>
-    </w:p>
-    <w:p>
-      <w:pPr/>
-      <w:r>
-        <w:rPr>
-          <w:lang w:val="id_ID" w:bidi="id_ID"/>
-        </w:rPr>
-      </w:r>
-    </w:p>
-    <w:p>
-      <w:pPr/>
-      <w:r>
-        <w:rPr>
-          <w:lang w:val="id_ID" w:bidi="id_ID"/>
-        </w:rPr>
-      </w:r>
-      <w:r>
-        <w:rPr>
-          <w:vertAlign w:val="superscript"/>
-          <w:lang w:val="id_ID" w:bidi="id_ID"/>
-        </w:rPr>
-        <w:t>17</w:t>
-      </w:r>
-      <w:r>
-        <w:rPr>
-          <w:lang w:val="id_ID" w:bidi="id_ID"/>
-        </w:rPr>
-        <w:t xml:space="preserve"> Kalau engkau menganggap aku temanmu seiman, terimalah dia seperti aku sendiri.</w:t>
-      </w:r>
-      <w:r>
-        <w:rPr>
-          <w:lang w:val="id_ID" w:bidi="id_ID"/>
-        </w:rPr>
-      </w:r>
-      <w:r>
-        <w:rPr>
-          <w:lang w:val="id_ID" w:bidi="id_ID"/>
-        </w:rPr>
-      </w:r>
-    </w:p>
-    <w:p>
-      <w:pPr/>
-      <w:r>
-        <w:rPr>
-          <w:lang w:val="id_ID" w:bidi="id_ID"/>
-        </w:rPr>
-      </w:r>
-    </w:p>
-    <w:p>
-      <w:pPr/>
-      <w:r>
-        <w:rPr>
-          <w:lang w:val="id_ID" w:bidi="id_ID"/>
-        </w:rPr>
-      </w:r>
-      <w:r>
-        <w:rPr>
-          <w:vertAlign w:val="superscript"/>
-          <w:lang w:val="id_ID" w:bidi="id_ID"/>
-        </w:rPr>
-        <w:t>18</w:t>
-      </w:r>
-      <w:r>
-        <w:rPr>
-          <w:lang w:val="id_ID" w:bidi="id_ID"/>
-        </w:rPr>
-        <w:t xml:space="preserve"> Dan kalau dia sudah merugikan engkau ataupun berhutang padamu, tanggungkanlah semuanya itu kepadaku –</w:t>
-      </w:r>
-      <w:r>
-        <w:rPr>
-          <w:lang w:val="id_ID" w:bidi="id_ID"/>
-        </w:rPr>
-      </w:r>
-      <w:r>
-        <w:rPr>
-          <w:lang w:val="id_ID" w:bidi="id_ID"/>
-        </w:rPr>
-      </w:r>
-    </w:p>
-    <w:p>
-      <w:pPr/>
-      <w:r>
-        <w:rPr>
-          <w:lang w:val="id_ID" w:bidi="id_ID"/>
-        </w:rPr>
-      </w:r>
-    </w:p>
-    <w:p>
-      <w:pPr/>
-      <w:r>
-        <w:rPr>
-          <w:lang w:val="id_ID" w:bidi="id_ID"/>
-        </w:rPr>
-      </w:r>
-      <w:r>
-        <w:rPr>
-          <w:vertAlign w:val="superscript"/>
-          <w:lang w:val="id_ID" w:bidi="id_ID"/>
-        </w:rPr>
-        <w:t>19</w:t>
-      </w:r>
-      <w:r>
-        <w:rPr>
-          <w:lang w:val="id_ID" w:bidi="id_ID"/>
-        </w:rPr>
-        <w:t xml:space="preserve"> aku, Paulus, menjaminnya dengan tulisan tanganku sendiri: Aku akan membayarnya – agar jangan kukatakan: ”Tanggungkanlah semuanya itu kepadamu!” – karena engkau berhutang padaku, yaitu dirimu sendiri.</w:t>
-      </w:r>
-      <w:r>
-        <w:rPr>
-          <w:lang w:val="id_ID" w:bidi="id_ID"/>
-        </w:rPr>
-      </w:r>
-      <w:r>
-        <w:rPr>
-          <w:lang w:val="id_ID" w:bidi="id_ID"/>
-        </w:rPr>
-      </w:r>
-    </w:p>
-    <w:p>
-      <w:pPr/>
-      <w:r>
-        <w:rPr>
-          <w:lang w:val="id_ID" w:bidi="id_ID"/>
-        </w:rPr>
-      </w:r>
-    </w:p>
-    <w:p>
-      <w:pPr/>
-      <w:r>
-        <w:rPr>
-          <w:lang w:val="id_ID" w:bidi="id_ID"/>
-        </w:rPr>
-      </w:r>
-      <w:r>
-        <w:rPr>
-          <w:vertAlign w:val="superscript"/>
-          <w:lang w:val="id_ID" w:bidi="id_ID"/>
-        </w:rPr>
-        <w:t>20</w:t>
-      </w:r>
-      <w:r>
-        <w:rPr>
-          <w:lang w:val="id_ID" w:bidi="id_ID"/>
-        </w:rPr>
-        <w:t xml:space="preserve"> Ya saudaraku, semoga engkau berguna bagiku di dalam Tuhan: Hiburkanlah hatiku di dalam Kristus!</w:t>
-      </w:r>
-      <w:r>
-        <w:rPr>
-          <w:lang w:val="id_ID" w:bidi="id_ID"/>
-        </w:rPr>
-      </w:r>
-      <w:r>
-        <w:rPr>
-          <w:lang w:val="id_ID" w:bidi="id_ID"/>
-        </w:rPr>
-      </w:r>
-    </w:p>
-    <w:p>
-      <w:pPr/>
-      <w:r>
-        <w:rPr>
-          <w:lang w:val="id_ID" w:bidi="id_ID"/>
-        </w:rPr>
-      </w:r>
-    </w:p>
-    <w:p>
-      <w:pPr/>
-      <w:r>
-        <w:rPr>
-          <w:lang w:val="id_ID" w:bidi="id_ID"/>
-        </w:rPr>
-      </w:r>
-      <w:r>
-        <w:rPr>
-          <w:vertAlign w:val="superscript"/>
-          <w:lang w:val="id_ID" w:bidi="id_ID"/>
-        </w:rPr>
-        <w:t>21</w:t>
-      </w:r>
-      <w:r>
-        <w:rPr>
-          <w:lang w:val="id_ID" w:bidi="id_ID"/>
-        </w:rPr>
-        <w:t xml:space="preserve"> Dengan percaya kepada ketaatanmu, kutuliskan ini kepadamu. Aku tahu, lebih dari pada permintaanku ini akan kaulakukan.</w:t>
-      </w:r>
-      <w:r>
-        <w:rPr>
-          <w:lang w:val="id_ID" w:bidi="id_ID"/>
-        </w:rPr>
-      </w:r>
-      <w:r>
-        <w:rPr>
-          <w:lang w:val="id_ID" w:bidi="id_ID"/>
-        </w:rPr>
-      </w:r>
-    </w:p>
-    <w:p>
-      <w:pPr/>
-      <w:r>
-        <w:rPr>
-          <w:lang w:val="id_ID" w:bidi="id_ID"/>
-        </w:rPr>
-      </w:r>
-    </w:p>
-    <w:p>
-      <w:pPr/>
-      <w:r>
-        <w:rPr>
-          <w:lang w:val="id_ID" w:bidi="id_ID"/>
-        </w:rPr>
-      </w:r>
-      <w:r>
-        <w:rPr>
-          <w:vertAlign w:val="superscript"/>
-          <w:lang w:val="id_ID" w:bidi="id_ID"/>
-        </w:rPr>
-        <w:t>22</w:t>
-      </w:r>
-      <w:r>
-        <w:rPr>
-          <w:lang w:val="id_ID" w:bidi="id_ID"/>
-        </w:rPr>
-        <w:t xml:space="preserve"> Dalam pada itu bersedialah juga memberi tumpangan kepadaku, karena aku harap oleh doamu aku akan dikembalikan kepadamu.</w:t>
-      </w:r>
-      <w:r>
-        <w:rPr>
-          <w:lang w:val="id_ID" w:bidi="id_ID"/>
-        </w:rPr>
-      </w:r>
-      <w:r>
-        <w:rPr>
-          <w:lang w:val="id_ID" w:bidi="id_ID"/>
-        </w:rPr>
-      </w:r>
-    </w:p>
-    <w:p>
-      <w:pPr/>
-      <w:r>
-        <w:rPr>
-          <w:lang w:val="id_ID" w:bidi="id_ID"/>
-        </w:rPr>
-      </w:r>
-    </w:p>
-    <w:p>
-      <w:pPr/>
-      <w:r>
-        <w:rPr>
-          <w:lang w:val="id_ID" w:bidi="id_ID"/>
-        </w:rPr>
-      </w:r>
-      <w:r>
-        <w:rPr>
-          <w:vertAlign w:val="superscript"/>
-          <w:lang w:val="id_ID" w:bidi="id_ID"/>
-        </w:rPr>
-        <w:t>23</w:t>
-      </w:r>
-      <w:r>
-        <w:rPr>
-          <w:lang w:val="id_ID" w:bidi="id_ID"/>
-        </w:rPr>
-        <w:t xml:space="preserve"> Salam kepadamu dari Epafras, temanku sepenjara karena Kristus Yesus,</w:t>
-      </w:r>
-      <w:r>
-        <w:rPr>
-          <w:lang w:val="id_ID" w:bidi="id_ID"/>
-        </w:rPr>
-      </w:r>
-      <w:r>
-        <w:rPr>
-          <w:lang w:val="id_ID" w:bidi="id_ID"/>
-        </w:rPr>
-      </w:r>
-    </w:p>
-    <w:p>
-      <w:pPr/>
-      <w:r>
-        <w:rPr>
-          <w:lang w:val="id_ID" w:bidi="id_ID"/>
-        </w:rPr>
-      </w:r>
-    </w:p>
-    <w:p>
-      <w:pPr/>
-      <w:r>
-        <w:rPr>
-          <w:lang w:val="id_ID" w:bidi="id_ID"/>
-        </w:rPr>
-      </w:r>
-      <w:r>
-        <w:rPr>
-          <w:vertAlign w:val="superscript"/>
-          <w:lang w:val="id_ID" w:bidi="id_ID"/>
-        </w:rPr>
-        <w:t>24</w:t>
-      </w:r>
-      <w:r>
-        <w:rPr>
-          <w:lang w:val="id_ID" w:bidi="id_ID"/>
-        </w:rPr>
-        <w:t xml:space="preserve"> dan dari Markus, Aristarkhus, Demas dan Lukas, teman-teman sekerjaku.</w:t>
-      </w:r>
-      <w:r>
-        <w:rPr>
-          <w:lang w:val="id_ID" w:bidi="id_ID"/>
-        </w:rPr>
-      </w:r>
-      <w:r>
-        <w:rPr>
-          <w:lang w:val="id_ID" w:bidi="id_ID"/>
-        </w:rPr>
-      </w:r>
-    </w:p>
-    <w:p>
-      <w:pPr/>
-      <w:r>
-        <w:rPr>
-          <w:lang w:val="id_ID" w:bidi="id_ID"/>
-        </w:rPr>
-      </w:r>
-    </w:p>
-    <w:p>
-      <w:pPr/>
-      <w:r>
-        <w:rPr>
-          <w:lang w:val="id_ID" w:bidi="id_ID"/>
-        </w:rPr>
-      </w:r>
-      <w:r>
-        <w:rPr>
-          <w:vertAlign w:val="superscript"/>
-          <w:lang w:val="id_ID" w:bidi="id_ID"/>
-        </w:rPr>
         <w:t>25</w:t>
       </w:r>
       <w:r>
@@ -1190,16 +719,6 @@
           <w:lang w:val="id_ID" w:bidi="id_ID"/>
         </w:rPr>
         <w:t xml:space="preserve"> Kasih karunia Tuhan Yesus Kristus menyertai roh kamu!</w:t>
-      </w:r>
-      <w:r>
-        <w:rPr>
-          <w:lang w:val="id_ID" w:bidi="id_ID"/>
-        </w:rPr>
-      </w:r>
-      <w:r>
-        <w:rPr>
-          <w:lang w:val="id_ID" w:bidi="id_ID"/>
-        </w:rPr>
       </w:r>
     </w:p>
     <w:sectPr>
